--- a/submission-report.docx
+++ b/submission-report.docx
@@ -19,7 +19,7 @@
         </w:numPr>
       </w:pPr>
       <w:r>
-        <w:t xml:space="preserve">Submission generated at 10/31/2026 at 02:00:08</w:t>
+        <w:t xml:space="preserve">Submission generated at 10/31/2026 at 02:11:04</w:t>
       </w:r>
     </w:p>
     <w:p>
@@ -53880,7 +53880,7 @@
         <w:pStyle w:val="FirstParagraph"/>
       </w:pPr>
       <w:r>
-        <w:t xml:space="preserve">Report generated on 10/31/2026 at 02:00:09</w:t>
+        <w:t xml:space="preserve">Report generated on 10/31/2026 at 02:11:06</w:t>
       </w:r>
     </w:p>
     <w:p>
@@ -53905,7 +53905,7 @@
         <w:pStyle w:val="FirstParagraph"/>
       </w:pPr>
       <w:r>
-        <w:t xml:space="preserve">SHA-256 Hash of the report: c862fb11de33f26d3271df66e0488005ff346bf7f8549ee5f5f25fb2293e9f1d</w:t>
+        <w:t xml:space="preserve">SHA-256 Hash of the report: c94def18a9c98468b5e2a15ad54636d08888f54e24e7d96e0283f27413136bef</w:t>
       </w:r>
     </w:p>
     <w:p>

--- a/submission-report.docx
+++ b/submission-report.docx
@@ -19,7 +19,7 @@
         </w:numPr>
       </w:pPr>
       <w:r>
-        <w:t xml:space="preserve">Submission generated at 10/31/2026 at 02:11:04</w:t>
+        <w:t xml:space="preserve">Submission generated at 11/02/2026 at 02:42:05</w:t>
       </w:r>
     </w:p>
     <w:p>
@@ -93,13 +93,13 @@
     </w:p>
     <w:bookmarkEnd w:id="21"/>
     <w:bookmarkEnd w:id="22"/>
-    <w:bookmarkStart w:id="40" w:name="project-3-ipv4-routing-table"/>
+    <w:bookmarkStart w:id="40" w:name="project-3---subnetting-and-forwarding"/>
     <w:p>
       <w:pPr>
         <w:pStyle w:val="Heading1"/>
       </w:pPr>
       <w:r>
-        <w:t xml:space="preserve">Project 3: IPv4 Routing Table</w:t>
+        <w:t xml:space="preserve">Project 3 - Subnetting and Forwarding</w:t>
       </w:r>
     </w:p>
     <w:p>
@@ -53880,7 +53880,7 @@
         <w:pStyle w:val="FirstParagraph"/>
       </w:pPr>
       <w:r>
-        <w:t xml:space="preserve">Report generated on 10/31/2026 at 02:11:06</w:t>
+        <w:t xml:space="preserve">Report generated on 11/02/2026 at 02:42:07</w:t>
       </w:r>
     </w:p>
     <w:p>
@@ -53905,7 +53905,7 @@
         <w:pStyle w:val="FirstParagraph"/>
       </w:pPr>
       <w:r>
-        <w:t xml:space="preserve">SHA-256 Hash of the report: c94def18a9c98468b5e2a15ad54636d08888f54e24e7d96e0283f27413136bef</w:t>
+        <w:t xml:space="preserve">SHA-256 Hash of the report: 4ea175fb1515dfc0f67cf0e9a6d8e6abaa918b223d54c89377f7463ca7637e46</w:t>
       </w:r>
     </w:p>
     <w:p>
